--- a/p5/submission/p5_china_vi.docx
+++ b/p5/submission/p5_china_vi.docx
@@ -2,7 +2,7 @@
 <file path=word/document.xml><?xml version="1.0" encoding="utf-8"?>
 <w:document xmlns:w="http://schemas.openxmlformats.org/wordprocessingml/2006/main" xmlns:m="http://schemas.openxmlformats.org/officeDocument/2006/math" xmlns:r="http://schemas.openxmlformats.org/officeDocument/2006/relationships" xmlns:o="urn:schemas-microsoft-com:office:office" xmlns:v="urn:schemas-microsoft-com:vml" xmlns:w10="urn:schemas-microsoft-com:office:word" xmlns:a="http://schemas.openxmlformats.org/drawingml/2006/main" xmlns:pic="http://schemas.openxmlformats.org/drawingml/2006/picture" xmlns:wp="http://schemas.openxmlformats.org/drawingml/2006/wordprocessingDrawing">
   <w:body>
-    <w:bookmarkStart w:id="55" w:name="X7f367969a898da34ef74c0bf653c07489f04be6"/>
+    <w:bookmarkStart w:id="57" w:name="X7f367969a898da34ef74c0bf653c07489f04be6"/>
     <w:p>
       <w:pPr>
         <w:pStyle w:val="Heading1"/>
@@ -751,7 +751,7 @@
         <w:t xml:space="preserve"> </w:t>
       </w:r>
       <w:r>
-        <w:t xml:space="preserve">Quốc tế hóa doanh nghiệp, đo bằng cường độ xuất khẩu, có mối quan hệ đường cong U ngược với hiệu quả doanh nghiệp ở các doanh nghiệp tư nhân Trung Quốc.</w:t>
+        <w:t xml:space="preserve">Trong bối cảnh doanh nghiệp tư nhân Trung Quốc, khi cường độ xuất khẩu tăng từ mức không, hiệu quả doanh nghiệp (năng suất lao động log) trước tiên tăng rồi sau đó giảm — vì tiếp xúc xuất khẩu sớm tạo ra các lợi ích học hỏi, quy mô và đa dạng hóa (Johanson &amp; Vahlne, 1977; Wagner, 2007), trong khi vượt qua ngưỡng, chi phí phối hợp và phân tán nguồn lực xói mòn lợi tức ròng (Hitt et al., 1997; Pierce &amp; Aguinis, 2013) — sao cho mối quan hệ FSTS–lnLP tuân theo dạng U ngược (bậc hai) trước khi cường độ xuất khẩu vượt qua điểm tối ưu chi phí-lợi ích.</w:t>
       </w:r>
     </w:p>
     <w:bookmarkEnd w:id="23"/>
@@ -875,7 +875,7 @@
         <w:t xml:space="preserve"> </w:t>
       </w:r>
       <w:r>
-        <w:t xml:space="preserve">Hình dạng của mối quan hệ đường cong U ngược giữa cường độ xuất khẩu và hiệu quả doanh nghiệp ở doanh nghiệp tư nhân Trung Quốc khác nhau giữa các đợt khảo sát 2012 và 2024, phản ánh các thay đổi trong môi trường vận hành và cấu trúc cạnh tranh của nền kinh tế Trung Quốc qua thập kỷ giữa.</w:t>
+        <w:t xml:space="preserve">Khi môi trường xuất khẩu của Trung Quốc thay đổi đáng kể giữa 2012 và 2024, các hệ số độ cong I–P (β₁, β₂) sẽ khác biệt có ý nghĩa thống kê giữa các đợt khảo sát — vì các cú sốc cấu trúc như ma sát thương mại, tái định hướng Sáng kiến Vành đai và Con đường, và COVID-19 làm thay đổi phép tính chi phí-lợi ích của quốc tế hóa (Hitt et al., 1997; Xiao et al., 2013) — cho đến khi vị trí điểm ngưỡng và độ cong phản ánh chế độ kinh tế vĩ mô và thể chế hiện hành (dự đoán dịch chuyển môi trường).</w:t>
       </w:r>
     </w:p>
     <w:p>
@@ -893,7 +893,7 @@
         <w:t xml:space="preserve"> </w:t>
       </w:r>
       <w:r>
-        <w:t xml:space="preserve">Hình dạng của mối quan hệ đường cong U ngược giữa cường độ xuất khẩu và hiệu quả doanh nghiệp ở doanh nghiệp tư nhân Trung Quốc bền vững về cấu trúc xuyên các đợt khảo sát 2012 và 2024, phản ánh các ràng buộc sâu ở cấp doanh nghiệp — năng lực phối hợp, dư địa tài chính và độ sâu tổ chức — vẫn tồn tại bất chấp thay đổi môi trường.</w:t>
+        <w:t xml:space="preserve">Khi khung thể chế của Trung Quốc chi phối chi phí và phối hợp xuất khẩu duy trì tính nguyên vẹn cấu trúc qua các thập kỷ, các hệ số độ cong I–P (β₁, β₂) sẽ không khác biệt có ý nghĩa thống kê giữa các đợt khảo sát — vì sức căng cơ bản giữa lợi ích học hỏi qua xuất khẩu và leo thang chi phí phối hợp gắn với các ràng buộc nguồn lực ở cấp doanh nghiệp thay vì với môi trường vĩ mô (Bausch &amp; Krist, 2007; Marano et al., 2016) — sao cho điểm ngưỡng vẫn nằm trong một dải ổn định bất kể đợt khảo sát (dự đoán độ bền cấu trúc).</w:t>
       </w:r>
     </w:p>
     <w:bookmarkEnd w:id="24"/>
@@ -1026,37 +1026,49 @@
           <w:bCs/>
           <w:b/>
         </w:rPr>
+        <w:t xml:space="preserve">Giả thuyết 3 (H3).</w:t>
+      </w:r>
+      <w:r>
+        <w:t xml:space="preserve"> </w:t>
+      </w:r>
+      <w:r>
+        <w:t xml:space="preserve">Ở các doanh nghiệp tư nhân Trung Quốc có năng lực công nghệ trên mức trung vị, khi cường độ xuất khẩu tăng, phạm vi tăng cường hiệu quả của quốc tế hóa mở rộng hơn — vì các năng lực nội tại vượt trội giảm thiểu chi phí phối hợp thường cắt giảm lợi tức ở mức cường độ xuất khẩu trung bình (Teece, 2007; Lall, 1992) — sao cho điểm ngưỡng dịch chuyển sang phải so với các doanh nghiệp có năng lực yếu hơn.</w:t>
+      </w:r>
+    </w:p>
+    <w:p>
+      <w:pPr>
+        <w:pStyle w:val="BlockText"/>
+      </w:pPr>
+      <w:r>
+        <w:rPr>
+          <w:bCs/>
+          <w:b/>
+        </w:rPr>
         <w:t xml:space="preserve">Giả thuyết 4a (H4a).</w:t>
       </w:r>
       <w:r>
         <w:t xml:space="preserve"> </w:t>
       </w:r>
       <w:r>
-        <w:t xml:space="preserve">Năng lực công nghệ cao hơn liên quan tích cực với hiệu quả doanh nghiệp và điều tiết độ cong của mối quan hệ đường cong U ngược giữa cường độ xuất khẩu và hiệu quả doanh nghiệp ở doanh nghiệp tư nhân Trung Quốc.</w:t>
-      </w:r>
-    </w:p>
-    <w:p>
-      <w:pPr>
-        <w:pStyle w:val="FirstParagraph"/>
-      </w:pPr>
-      <w:r>
-        <w:t xml:space="preserve">Vì DAI_core trong dữ liệu WBES hiện tại quy về một mục nhị phân đơn — c22b (sự hiện diện own website) — nó nắm bắt hiện diện số Tier 1 thay vì năng lực số động. Ở Trung Quốc 2024, sở hữu website thực tế là một yếu tố vệ sinh tổ chức: phần lớn các doanh nghiệp hoạt động duy trì sự hiện diện web, và mục này không còn phân biệt có ý nghĩa giữa các doanh nghiệp về chiến lược số hoặc độ sâu năng lực. Theo đó,</w:t>
-      </w:r>
-      <w:r>
-        <w:t xml:space="preserve"> </w:t>
-      </w:r>
-      <w:r>
-        <w:rPr>
-          <w:bCs/>
-          <w:b/>
-        </w:rPr>
-        <w:t xml:space="preserve">H4b không được hình thức hóa thành giả thuyết có thể kiểm định</w:t>
-      </w:r>
-      <w:r>
-        <w:t xml:space="preserve"> </w:t>
-      </w:r>
-      <w:r>
-        <w:t xml:space="preserve">trong bài báo này. DAI_core được giữ trong tất cả các đặc tả như một kiểm soát hiện diện số nền để hấp thụ phương sai sở hữu website, và liên kết mức của nó với năng suất được ghi nhận theo cách mô tả. Bất kỳ kiểm định tương lai nào về điều tiết năng lực số đòi hỏi các chỉ báo Tier 2-4 phong phú hơn (tích hợp ERP, áp dụng nền tảng thương mại điện tử, vận hành tăng cường AI) không sẵn có xuyên đợt trong công cụ WBES Trung Quốc.</w:t>
+        <w:t xml:space="preserve">Trong một đợt khảo sát WBES đơn lẻ, khi năng lực công nghệ biến thiên giữa các doanh nghiệp, nó điều tiết độ cong I–P theo chiều mặt cắt chéo — vì năng lực có thể mở rộng hoặc giảm nhẹ lợi tức học hỏi qua xuất khẩu tùy thuộc vào mức năng lực hấp thụ của từng doanh nghiệp (Lall, 1992; Avenyo et al., 2021) — trước khi hiệu ứng điều tiết mặt cắt chéo đó tan biến trong đặc tả gộp.</w:t>
+      </w:r>
+    </w:p>
+    <w:p>
+      <w:pPr>
+        <w:pStyle w:val="BlockText"/>
+      </w:pPr>
+      <w:r>
+        <w:rPr>
+          <w:bCs/>
+          <w:b/>
+        </w:rPr>
+        <w:t xml:space="preserve">Giả thuyết 4b (H4b).</w:t>
+      </w:r>
+      <w:r>
+        <w:t xml:space="preserve"> </w:t>
+      </w:r>
+      <w:r>
+        <w:t xml:space="preserve">Khi năng lực công nghệ được xem xét xuyên cả hai đợt khảo sát và trong đặc tả gộp, nó không điều tiết có ý nghĩa thống kê độ cong I–P — vì năng lực vận hành chủ yếu như một bộ dịch chuyển mức của năng suất thay vì như một bộ điều tiết độ cong (Avenyo et al., 2021) — sao cho cả vị trí điểm ngưỡng lẫn các hệ số độ dốc không biến thiên có hệ thống theo TCI_full trong bất kỳ đợt khảo sát hoặc mô hình gộp nào.</w:t>
       </w:r>
     </w:p>
     <w:bookmarkEnd w:id="26"/>
@@ -5061,13 +5073,22 @@
     </w:p>
     <w:bookmarkEnd w:id="50"/>
     <w:bookmarkEnd w:id="51"/>
-    <w:bookmarkStart w:id="52" w:name="hạn-chế-và-hướng-nghiên-cứu-tiếp-theo"/>
+    <w:bookmarkStart w:id="54" w:name="hạn-chế-và-hướng-nghiên-cứu-tương-lai"/>
     <w:p>
       <w:pPr>
         <w:pStyle w:val="Heading2"/>
       </w:pPr>
       <w:r>
-        <w:t xml:space="preserve">6. Hạn chế và hướng nghiên cứu tiếp theo</w:t>
+        <w:t xml:space="preserve">6. Hạn chế và hướng nghiên cứu tương lai</w:t>
+      </w:r>
+    </w:p>
+    <w:bookmarkStart w:id="52" w:name="hạn-chế"/>
+    <w:p>
+      <w:pPr>
+        <w:pStyle w:val="Heading3"/>
+      </w:pPr>
+      <w:r>
+        <w:t xml:space="preserve">6.1 Hạn chế</w:t>
       </w:r>
     </w:p>
     <w:p>
@@ -5075,44 +5096,24 @@
         <w:pStyle w:val="FirstParagraph"/>
       </w:pPr>
       <w:r>
-        <w:t xml:space="preserve">Bài báo này có sáu hạn chế chính.</w:t>
-      </w:r>
-    </w:p>
-    <w:p>
-      <w:pPr>
-        <w:pStyle w:val="BodyText"/>
-      </w:pPr>
-      <w:r>
-        <w:rPr>
-          <w:bCs/>
-          <w:b/>
-        </w:rPr>
-        <w:t xml:space="preserve">Thứ nhất và quan trọng nhất</w:t>
-      </w:r>
-      <w:r>
-        <w:t xml:space="preserve">, dữ liệu vi mô WBES là các mặt cắt chéo lặp lại thay vì một panel doanh nghiệp thực sự; nghiên cứu không thể nhận dạng thay đổi trong cùng doanh nghiệp theo thời gian và không thể kiểm soát tính dị biệt không quan sát bất biến theo thời gian (Antonakis et al., 2010; Eden &amp; Nielsen, 2020; Shaver, 2020). Ngôn ngữ liên kết mà nghiên cứu áp dụng xuyên suốt phản ánh ràng buộc này và không nên được nới lỏng trong cách diễn giải kết quả của bất kỳ người đọc nào. Phát hiện H2b độ bền cấu trúc ở §4.3 do đó nên được đọc như một phát hiện về</w:t>
-      </w:r>
-      <w:r>
-        <w:t xml:space="preserve"> </w:t>
-      </w:r>
-      <w:r>
-        <w:rPr>
-          <w:iCs/>
-          <w:i/>
-        </w:rPr>
-        <w:t xml:space="preserve">sự tương tự cấu trúc mặt cắt chéo</w:t>
-      </w:r>
-      <w:r>
-        <w:t xml:space="preserve"> </w:t>
-      </w:r>
-      <w:r>
-        <w:t xml:space="preserve">xuyên hai mẫu lặp lại, không phải về quỹ đạo thời gian trong cùng doanh nghiệp. Một thiết kế panel với cùng các doanh nghiệp được phỏng vấn lại theo thời gian sẽ cho phép các tuyên bố mạnh hơn trong cùng doanh nghiệp về liệu ngưỡng của một doanh nghiệp nhất định có vẫn ổn định khi năng lực và vị trí thị trường của doanh nghiệp tiến hóa hay không. 217 doanh nghiệp panel chung cho cả 2012 và 2024 là một nguồn tài nguyên chưa được sử dụng đầy đủ cho mục đích này; kết hợp chúng với một đợt khảo sát 2032 tương lai (nếu WBES Trung Quốc tiếp tục mô hình mỗi-thập-kỷ) sẽ cho ra một tập con 3-đợt hỗ trợ ước lượng hiệu ứng cố định trong cùng doanh nghiệp. Nghiên cứu nhận diện đây như một mở rộng ưu tiên cao một khi dữ liệu trở nên có sẵn.</w:t>
-      </w:r>
-    </w:p>
-    <w:p>
-      <w:pPr>
-        <w:pStyle w:val="BodyText"/>
-      </w:pPr>
+        <w:t xml:space="preserve">Bốn giới hạn suy luận cần được lưu ý.</w:t>
+      </w:r>
+      <w:r>
+        <w:t xml:space="preserve"> </w:t>
+      </w:r>
+      <w:r>
+        <w:rPr>
+          <w:bCs/>
+          <w:b/>
+        </w:rPr>
+        <w:t xml:space="preserve">Thứ nhất</w:t>
+      </w:r>
+      <w:r>
+        <w:t xml:space="preserve">, do dữ liệu WBES là các mặt cắt chéo trong từng đợt và việc ghép panel xuyên 2012 và 2024 không thực hiện được do ẩn danh hóa WBES, phân tích ổn định theo thời gian không thể được diễn giải như là thay đổi trong cùng doanh nghiệp — phân tích so sánh các mặt cắt chéo đại diện tổng thể, và các tuyên bố nhân quả theo chiều dọc đòi hỏi các thiết kế panel ghép như những gì có sẵn trong một số phần bổ sung WBES theo từng quốc gia (Hitt et al., 1997).</w:t>
+      </w:r>
+      <w:r>
+        <w:t xml:space="preserve"> </w:t>
+      </w:r>
       <w:r>
         <w:rPr>
           <w:bCs/>
@@ -5121,13 +5122,11 @@
         <w:t xml:space="preserve">Thứ hai</w:t>
       </w:r>
       <w:r>
-        <w:t xml:space="preserve">, bằng chứng vốn lưu động bổ sung bị giới hạn bởi các biến đại diện WBES sẵn có xuyên đợt. Các chỉ báo mức tiếp xúc khoản phải thu trực tiếp nhất (k1c mua hàng theo tín dụng và k2c bán hàng theo tín dụng) có mặt trong bản phát hành 2012 nhưng vắng mặt khỏi bản phát hành 2024; hệ quả là nghiên cứu không thể kiểm định kênh khoản phải thu xuyên đợt (Manova, 2013; Foley &amp; Manova, 2015; Niepmann &amp; Schmidt-Eisenlohr, 2017; Demir &amp; Javorcik, 2018). Xem xét trực tiếp việc điều kiện hóa vốn lưu động sử dụng các biến đại diện sẵn có (k7, k8 / k82, chuỗi k3, k30, cộng với k1c / k2c chỉ-2012) đã không cho hỗ trợ vững cho cơ chế bẫy, vì vậy bài báo giữ cách diễn giải vốn lưu động như một giải thích có cơ sở lý thuyết thay vì như một kênh thực nghiệm được thiết lập trực tiếp. Một kiểm định thực nghiệm phong phú hơn sẽ đòi hỏi dữ liệu báo cáo tài chính ở cấp doanh nghiệp (chu kỳ chuyển đổi tiền mặt, ngày khoản phải thu tồn đọng, ngày khoản phải trả tồn đọng, định giá tài trợ thương mại, có nguồn từ Bureau van Dijk Orbis hoặc CSMAR Trung Quốc) sáp nhập vào mẫu WBES. Nghiên cứu đã bắt đầu công việc sơ bộ về sáp nhập như vậy nhưng nó nằm ngoài phạm vi của bài báo hiện tại.</w:t>
-      </w:r>
-    </w:p>
-    <w:p>
-      <w:pPr>
-        <w:pStyle w:val="BodyText"/>
-      </w:pPr>
+        <w:t xml:space="preserve">, năng suất lao động (log doanh thu/lao động) đan xen xu hướng tiền lương và chiều sâu vốn, nên các kết luận về hiệu quả sản xuất thay vì tỷ số doanh thu theo đầu lao động vẫn là tạm thời; kiểm định độ vững TFP Levinsohn–Petrin (§4.6) giải quyết một phần quan ngại này, dù bản thân nó lại đưa vào các giả định hàm sản xuất riêng (Shaver, 2020).</w:t>
+      </w:r>
+      <w:r>
+        <w:t xml:space="preserve"> </w:t>
+      </w:r>
       <w:r>
         <w:rPr>
           <w:bCs/>
@@ -5136,13 +5135,11 @@
         <w:t xml:space="preserve">Thứ ba</w:t>
       </w:r>
       <w:r>
-        <w:t xml:space="preserve">, đặc tả DAI_core được thao tác hóa bằng một chỉ báo nhị phân đơn (c22b sự hiện diện own-website) — một lựa chọn có chủ đích trong bản sửa đổi này để giữ các cấu trúc năng lực công nghệ và áp dụng số trực giao về mặt vận hành (xem §3.2), nhưng một lựa chọn nhất thiết đo lường hiện diện số Tier 1 thay vì hệ thống chuyển đổi số đầy đủ được mô tả trong các tổng quan gần đây (Vial, 2019; Verhoef et al., 2021; Hanelt, Bohnsack, Marz, &amp; Antunes Marante, 2021; Volberda, Khanagha, Baden-Fuller, Mihalache, &amp; Birkinshaw, 2021). Một thước đo áp dụng số phong phú hơn kết hợp tích hợp quy trình Tier 3-4 được quản lý nhất quán xuyên các đợt sẽ giúp tách bóc mô hình đặc thù theo đợt được báo cáo ở §4.4. Bảng câu hỏi BREADY 2024 bao gồm một số chỉ báo số phong phú hơn mà công cụ 2012 không có, ngăn chặn tính so sánh xuyên đợt nghiêm ngặt cho các mục đó; nghiên cứu nhận diện một phân tích độ vững chỉ-2024 sử dụng các chỉ báo 2024 phong phú hơn như một ưu tiên cho lần sửa đổi tiếp theo.</w:t>
-      </w:r>
-    </w:p>
-    <w:p>
-      <w:pPr>
-        <w:pStyle w:val="BodyText"/>
-      </w:pPr>
+        <w:t xml:space="preserve">, tổng hợp TCI_full dựa trên các mục WBES do tự báo cáo, điều này đưa ra thiên lệch phương pháp chung trong từng đợt; công việc tương lai có thể kiểm tra chéo với dữ liệu đăng ký bằng sáng chế hoặc chứng nhận hành chính để xác nhận tổng hợp.</w:t>
+      </w:r>
+      <w:r>
+        <w:t xml:space="preserve"> </w:t>
+      </w:r>
       <w:r>
         <w:rPr>
           <w:bCs/>
@@ -5151,90 +5148,25 @@
         <w:t xml:space="preserve">Thứ tư</w:t>
       </w:r>
       <w:r>
-        <w:t xml:space="preserve">, khung mẫu WBES có thể đã trôi xuyên các đợt khảo sát — ví dụ, qua thay đổi trong cân bằng chế tạo-dịch vụ hoặc trong hồ sơ FDI của các doanh nghiệp được khảo sát — và mặc dù nghiên cứu kiểm soát ngành và sở hữu, nghiên cứu không thể loại trừ trôi khung mẫu dư. Kiểm định độ vững trên mẫu con chỉ-chế tạo được báo cáo ở §4.6 giải quyết một phần quan ngại này bằng cách ước lượng lại mô hình ngưỡng chính M2 trên một tập con bị hạn chế ngành (N = 1.656 ở 2012; N = 1.062 ở 2024); kết quả vẫn nhất quán định hướng với phân tích chính nhưng với khoảng tin cậy rộng hơn đáng kể. Các kiểm tra trôi bổ sung — tái-trọng số mẫu 2024 để khớp với phân phối tầng ngành-vùng-quy mô 2012, và khám phá các dịch chuyển phân phối tuổi-doanh-nghiệp và quy mô-doanh-nghiệp — được nhận diện như các ưu tiên cho lần sửa đổi tiếp theo.</w:t>
-      </w:r>
-    </w:p>
-    <w:p>
-      <w:pPr>
-        <w:pStyle w:val="BodyText"/>
-      </w:pPr>
-      <w:r>
-        <w:rPr>
-          <w:bCs/>
-          <w:b/>
-        </w:rPr>
-        <w:t xml:space="preserve">Thứ năm</w:t>
-      </w:r>
-      <w:r>
-        <w:t xml:space="preserve">, thiết kế hiện tại hỗ trợ một kiểm định mạnh các giả thuyết</w:t>
-      </w:r>
-      <w:r>
-        <w:t xml:space="preserve"> </w:t>
-      </w:r>
-      <w:r>
-        <w:rPr>
-          <w:iCs/>
-          <w:i/>
-        </w:rPr>
-        <w:t xml:space="preserve">dịch chuyển đợt</w:t>
-      </w:r>
-      <w:r>
-        <w:t xml:space="preserve"> </w:t>
-      </w:r>
-      <w:r>
-        <w:t xml:space="preserve">và</w:t>
-      </w:r>
-      <w:r>
-        <w:t xml:space="preserve"> </w:t>
-      </w:r>
-      <w:r>
-        <w:rPr>
-          <w:iCs/>
-          <w:i/>
-        </w:rPr>
-        <w:t xml:space="preserve">điều tiết theo năng lực</w:t>
-      </w:r>
-      <w:r>
-        <w:t xml:space="preserve"> </w:t>
-      </w:r>
-      <w:r>
-        <w:t xml:space="preserve">nhưng không phải một kiểm định mạnh</w:t>
-      </w:r>
-      <w:r>
-        <w:t xml:space="preserve"> </w:t>
-      </w:r>
-      <w:r>
-        <w:rPr>
-          <w:iCs/>
-          <w:i/>
-        </w:rPr>
-        <w:t xml:space="preserve">điều tiết động phụ thuộc năng lực</w:t>
-      </w:r>
-      <w:r>
-        <w:t xml:space="preserve">: trong khi đặc tả ba chiều DOI × wave_2024 × Tech được báo cáo (§4.4 và Appendix C), kiểm định F đồng thời không có ý nghĩa (F(2, 3,558) = 0.27, p = .760), có thể phản ánh hoặc sự vắng mặt thực sự của điều tiết động hoặc năng lực không đủ cho cỡ mẫu gộp và sự biến thiên Tech hẹp trong các chỉ báo năng lực WBES (Pierce &amp; Aguinis, 2013). Một tập dữ liệu với phạm vi đợt phong phú hơn (3+ đợt) và các công cụ năng lực chi tiết hơn — ví dụ kết hợp WBES với các chỉ báo chuyển đổi số ở cấp doanh nghiệp (Nambisan, Wright, &amp; Feldman, 2019) — sẽ cung cấp một kiểm định mạnh hơn. Một phân tích năng lực hình thức cho hiệu ứng điều tiết ba chiều được để lại cho công việc tương lai sử dụng một panel rộng hơn.</w:t>
-      </w:r>
-    </w:p>
-    <w:p>
-      <w:pPr>
-        <w:pStyle w:val="BodyText"/>
-      </w:pPr>
-      <w:r>
-        <w:rPr>
-          <w:bCs/>
-          <w:b/>
-        </w:rPr>
-        <w:t xml:space="preserve">Thứ sáu</w:t>
-      </w:r>
-      <w:r>
-        <w:t xml:space="preserve">, tính tổng quát hóa vượt ra ngoài mẫu doanh nghiệp tư nhân Trung Quốc không được kiểm định trong bài báo này; các suy luận nghiên cứu báo cáo áp dụng cho hai đợt khảo sát Trung Quốc được nghiên cứu, và bất kỳ mở rộng nào đến các bối cảnh doanh nghiệp tư nhân kinh tế mới nổi khác là một câu hỏi thực nghiệm cho công việc riêng biệt (Bausch &amp; Krist, 2007; Kirca, Roth, Hult, &amp; Cavusgil, 2012; Marano et al., 2016; Schwens et al., 2018). Một bước tiếp theo tự nhiên là tái lập đa quốc gia của kiểm định ổn định ngưỡng trên dữ liệu WBES cho Việt Nam, Indonesia, Ấn Độ và các bối cảnh châu Á mới nổi khác, để thiết lập liệu cách diễn giải cấu trúc bền vững có tổng quát hóa vượt ra ngoài Trung Quốc hay vẫn là một mô hình đặc thù quốc gia hay không. Các kiểm định xuyên quốc gia như vậy cũng sẽ nói lên văn liệu bối cảnh thể chế đã từ lâu nhấn mạnh các thách thức dịch chuyển đông-tây trong nghiên cứu IB (Filatotchev, Wei, Sarala, Dick, &amp; Prescott, 2020; Kano, Tsang, &amp; Yeung, 2020). Hạ tầng dữ liệu WBES được định vị tốt độc đáo để hỗ trợ các tái lập như vậy vì công cụ khảo sát, khung mẫu và hệ thống trọng số được hài hòa xuyên các quốc gia — khiến so sánh ổn định ngưỡng xuyên quốc gia khả thi với chi phí biên tương đối thấp.</w:t>
-      </w:r>
-    </w:p>
-    <w:p>
-      <w:pPr>
-        <w:pStyle w:val="BodyText"/>
-      </w:pPr>
-      <w:r>
-        <w:t xml:space="preserve">Nghiên cứu tương lai nên theo đuổi dữ liệu panel, các công cụ đo lường mở rộng — đặc biệt là vòng quay khoản phải thu, chu kỳ chuyển đổi tiền mặt, và định giá tài trợ thương mại (Manova, 2013; Demir &amp; Javorcik, 2018) — và phân tích so sánh đa quốc gia về tuyên bố ổn định ngưỡng mà nghiên cứu nhận diện ở đây. Sự kết hợp của kết quả ổn định không mong đợi với tính dị biệt được tài liệu hóa trong văn liệu quốc tế hóa-hiệu quả rộng hơn (Marano et al., 2016; Schwens et al., 2018) gợi ý rằng vị trí và hình dạng của U ngược có thể nhạy cảm hơn với bối cảnh thể chế quốc gia so với thay đổi thời gian trong cùng quốc gia — một giả thuyết đáng được kiểm định trực tiếp với kho ngữ liệu WBES xuyên quốc gia.</w:t>
+        <w:t xml:space="preserve">, biến đại diện DAI_core nhị phân đơn mục không thể hỗ trợ các kết luận mạnh về năng lực số như một cấu trúc; một tổng hợp đa mục (Verhoef et al., 2021) sẽ cần thiết để kiểm định nghiêm ngặt con đường trung gian TCI–DAI.</w:t>
+      </w:r>
+    </w:p>
+    <w:bookmarkEnd w:id="52"/>
+    <w:bookmarkStart w:id="53" w:name="hướng-nghiên-cứu-tương-lai"/>
+    <w:p>
+      <w:pPr>
+        <w:pStyle w:val="Heading3"/>
+      </w:pPr>
+      <w:r>
+        <w:t xml:space="preserve">6.2 Hướng nghiên cứu tương lai</w:t>
+      </w:r>
+    </w:p>
+    <w:p>
+      <w:pPr>
+        <w:pStyle w:val="FirstParagraph"/>
+      </w:pPr>
+      <w:r>
+        <w:t xml:space="preserve">Một số hướng nổi lên từ nghiên cứu này. Thứ nhất, các công việc trong tương lai nên sử dụng dữ liệu panel WBES (khi có sẵn cho các quốc gia khác) để kiểm định động lực ngưỡng I–P trong cùng doanh nghiệp theo thời gian. Thứ hai, sự mạnh lên của hệ số mức TCI_full giữa các đợt mời gọi điều tra các cơ chế qua đó năng lực công nghệ trở nên tăng cường năng suất hơn giữa 2012 và 2024. Thứ ba, biến đại diện năng lực số có thể được làm phong phú bằng cách sử dụng các mục thương mại điện tử và bán hàng nền tảng mới nổi của WBES (có sẵn trong một số đợt khảo sát theo quốc gia), cho phép kiểm định nghiêm ngặt hơn con đường trung gian TCI–DAI. Người đọc cần lưu ý rằng một phân tích đồng hành (Đỗ &amp; Phan, 2026) xem xét một phần chiết xuất chỉ-chế-tạo và biến điều tiết vị trí GVC sử dụng cùng các đợt WBES; bài báo hiện tại tập trung vào khung doanh nghiệp tư nhân đầy đủ và ổn định ngưỡng.</w:t>
       </w:r>
     </w:p>
     <w:p>
@@ -5244,8 +5176,9 @@
         </w:pict>
       </w:r>
     </w:p>
-    <w:bookmarkEnd w:id="52"/>
-    <w:bookmarkStart w:id="53" w:name="lời-cảm-ơn"/>
+    <w:bookmarkEnd w:id="53"/>
+    <w:bookmarkEnd w:id="54"/>
+    <w:bookmarkStart w:id="55" w:name="lời-cảm-ơn"/>
     <w:p>
       <w:pPr>
         <w:pStyle w:val="Heading2"/>
@@ -5277,8 +5210,8 @@
         </w:pict>
       </w:r>
     </w:p>
-    <w:bookmarkEnd w:id="53"/>
-    <w:bookmarkStart w:id="54" w:name="tài-liệu-tham-khảo"/>
+    <w:bookmarkEnd w:id="55"/>
+    <w:bookmarkStart w:id="56" w:name="tài-liệu-tham-khảo"/>
     <w:p>
       <w:pPr>
         <w:pStyle w:val="Heading2"/>
@@ -5495,6 +5428,27 @@
       </w:r>
       <w:r>
         <w:t xml:space="preserve">, 177–189. https://doi.org/10.1016/j.jinteco.2018.01.008</w:t>
+      </w:r>
+    </w:p>
+    <w:p>
+      <w:pPr>
+        <w:pStyle w:val="BodyText"/>
+      </w:pPr>
+      <w:r>
+        <w:t xml:space="preserve">Đỗ, T. H., &amp; Phan, A. T. (2026). Unveiling the impact of Chinese manufacturing SMEs’ internationalization on performance.</w:t>
+      </w:r>
+      <w:r>
+        <w:t xml:space="preserve"> </w:t>
+      </w:r>
+      <w:r>
+        <w:rPr>
+          <w:iCs/>
+          <w:i/>
+        </w:rPr>
+        <w:t xml:space="preserve">Journal of Finance and Accounting Research</w:t>
+      </w:r>
+      <w:r>
+        <w:t xml:space="preserve">. Advance online publication.</w:t>
       </w:r>
     </w:p>
     <w:p>
@@ -6364,8 +6318,8 @@
         <w:t xml:space="preserve">), và các script render hình được tài liệu hóa trong README của kho lưu trữ.</w:t>
       </w:r>
     </w:p>
-    <w:bookmarkEnd w:id="54"/>
-    <w:bookmarkEnd w:id="55"/>
+    <w:bookmarkEnd w:id="56"/>
+    <w:bookmarkEnd w:id="57"/>
     <w:sectPr/>
   </w:body>
 </w:document>

--- a/p5/submission/p5_china_vi.docx
+++ b/p5/submission/p5_china_vi.docx
@@ -2,7 +2,7 @@
 <file path=word/document.xml><?xml version="1.0" encoding="utf-8"?>
 <w:document xmlns:w="http://schemas.openxmlformats.org/wordprocessingml/2006/main" xmlns:m="http://schemas.openxmlformats.org/officeDocument/2006/math" xmlns:r="http://schemas.openxmlformats.org/officeDocument/2006/relationships" xmlns:o="urn:schemas-microsoft-com:office:office" xmlns:v="urn:schemas-microsoft-com:vml" xmlns:w10="urn:schemas-microsoft-com:office:word" xmlns:a="http://schemas.openxmlformats.org/drawingml/2006/main" xmlns:pic="http://schemas.openxmlformats.org/drawingml/2006/picture" xmlns:wp="http://schemas.openxmlformats.org/drawingml/2006/wordprocessingDrawing">
   <w:body>
-    <w:bookmarkStart w:id="93" w:name="X117ab5dba3d95ad4e71f3ad3373c41aa48ee341"/>
+    <w:bookmarkStart w:id="81" w:name="X117ab5dba3d95ad4e71f3ad3373c41aa48ee341"/>
     <w:p>
       <w:pPr>
         <w:pStyle w:val="Heading1"/>
@@ -597,7 +597,7 @@
       </w:r>
     </w:p>
     <w:bookmarkEnd w:id="26"/>
-    <w:bookmarkStart w:id="33" w:name="Xc948a667d59efd33f3b5fae659341d5c8fb2e03"/>
+    <w:bookmarkStart w:id="30" w:name="Xc948a667d59efd33f3b5fae659341d5c8fb2e03"/>
     <w:p>
       <w:pPr>
         <w:pStyle w:val="Heading2"/>
@@ -696,7 +696,7 @@
       </w:r>
     </w:p>
     <w:bookmarkEnd w:id="28"/>
-    <w:bookmarkStart w:id="32" w:name="Xf5c766007732fffd608cc4f36e810e3ce141705"/>
+    <w:bookmarkStart w:id="29" w:name="Xf5c766007732fffd608cc4f36e810e3ce141705"/>
     <w:p>
       <w:pPr>
         <w:pStyle w:val="Heading3"/>
@@ -772,46 +772,7 @@
         <w:pStyle w:val="FirstParagraph"/>
       </w:pPr>
       <w:r>
-        <w:drawing>
-          <wp:inline>
-            <wp:extent cx="5334000" cy="3489903"/>
-            <wp:effectExtent b="0" l="0" r="0" t="0"/>
-            <wp:docPr descr="Hình 1: Mô hình khái niệm" title="" id="30" name="Picture"/>
-            <a:graphic>
-              <a:graphicData uri="http://schemas.openxmlformats.org/drawingml/2006/picture">
-                <pic:pic>
-                  <pic:nvPicPr>
-                    <pic:cNvPr descr="figures/p5_china/figure_1_conceptual_model.png" id="31" name="Picture"/>
-                    <pic:cNvPicPr>
-                      <a:picLocks noChangeArrowheads="1" noChangeAspect="1"/>
-                    </pic:cNvPicPr>
-                  </pic:nvPicPr>
-                  <pic:blipFill>
-                    <a:blip r:embed="rId29"/>
-                    <a:stretch>
-                      <a:fillRect/>
-                    </a:stretch>
-                  </pic:blipFill>
-                  <pic:spPr bwMode="auto">
-                    <a:xfrm>
-                      <a:off x="0" y="0"/>
-                      <a:ext cx="5334000" cy="3489903"/>
-                    </a:xfrm>
-                    <a:prstGeom prst="rect">
-                      <a:avLst/>
-                    </a:prstGeom>
-                    <a:noFill/>
-                    <a:ln w="9525">
-                      <a:noFill/>
-                      <a:headEnd/>
-                      <a:tailEnd/>
-                    </a:ln>
-                  </pic:spPr>
-                </pic:pic>
-              </a:graphicData>
-            </a:graphic>
-          </wp:inline>
-        </w:drawing>
+        <w:t xml:space="preserve">Hình 1: Mô hình khái niệm</w:t>
       </w:r>
     </w:p>
     <w:p>
@@ -839,9 +800,9 @@
         </w:pict>
       </w:r>
     </w:p>
-    <w:bookmarkEnd w:id="32"/>
-    <w:bookmarkEnd w:id="33"/>
-    <w:bookmarkStart w:id="37" w:name="X04a517dd5a14ea73a401e4e8e76b17647fe8cfb"/>
+    <w:bookmarkEnd w:id="29"/>
+    <w:bookmarkEnd w:id="30"/>
+    <w:bookmarkStart w:id="34" w:name="X04a517dd5a14ea73a401e4e8e76b17647fe8cfb"/>
     <w:p>
       <w:pPr>
         <w:pStyle w:val="Heading2"/>
@@ -850,7 +811,7 @@
         <w:t xml:space="preserve">3. Dữ liệu và phương pháp</w:t>
       </w:r>
     </w:p>
-    <w:bookmarkStart w:id="34" w:name="X0aa05548ddcdf9b9d1d174c8c53d893d3ea66b1"/>
+    <w:bookmarkStart w:id="31" w:name="X0aa05548ddcdf9b9d1d174c8c53d893d3ea66b1"/>
     <w:p>
       <w:pPr>
         <w:pStyle w:val="Heading3"/>
@@ -1018,8 +979,8 @@
         <w:t xml:space="preserve">Mẫu phân tích 2024 (N = 1.940) được xây dựng từ khung doanh nghiệp tư nhân WBES đầy đủ với lọc không phản hồi nghiêm ngặt hơn so với đợt 2012. Trong 2024, WBES giới thiệu mã không phản hồi mới −8 (từ chối) ngoài các mã chuẩn −9 (không biết) và −7 (không áp dụng) dùng ở 2012. Xóa danh sách tập trọng tâm (doanh thu + số lao động + cường độ xuất khẩu không khuyết) giữ lại 1.940 trong 2.189 doanh nghiệp (88, 6%). Ngược lại, xóa danh sách bao gồm kiểm soát dùng trong các mô hình hồi quy (sample_base: bổ sung yêu cầu lnEmp, firmage, foreigndummy không khuyết) giảm đợt 2024 xuống 1.934 quan sát và mẫu gộp xuống 4.544. Ước lượng điểm ngưỡng (47, 2% ở 2024) và kiểm định Paternoster z không thay đổi qua hai định nghĩa mẫu.</w:t>
       </w:r>
     </w:p>
-    <w:bookmarkEnd w:id="34"/>
-    <w:bookmarkStart w:id="35" w:name="X4ccc2fb137c87b79d1e71cbfea6dc6e4b23640a"/>
+    <w:bookmarkEnd w:id="31"/>
+    <w:bookmarkStart w:id="32" w:name="X4ccc2fb137c87b79d1e71cbfea6dc6e4b23640a"/>
     <w:p>
       <w:pPr>
         <w:pStyle w:val="Heading3"/>
@@ -1274,8 +1235,8 @@
         <w:t xml:space="preserve">, &gt; 10% vốn nước ngoài); (d) biến giả ngành 2 chữ số ISIC.</w:t>
       </w:r>
     </w:p>
-    <w:bookmarkEnd w:id="35"/>
-    <w:bookmarkStart w:id="36" w:name="X7bb3fee78b87f48d0c2473c5ced53c572ee4cbc"/>
+    <w:bookmarkEnd w:id="32"/>
+    <w:bookmarkStart w:id="33" w:name="X7bb3fee78b87f48d0c2473c5ced53c572ee4cbc"/>
     <w:p>
       <w:pPr>
         <w:pStyle w:val="Heading3"/>
@@ -1289,16 +1250,7 @@
         <w:pStyle w:val="FirstParagraph"/>
       </w:pPr>
       <w:r>
-        <w:t xml:space="preserve">Tất cả mô hình được ước lượng bằng Bình phương nhỏ nhất thông thường (Ordinary Least Squares, OLS) với sai số chuẩn vững Eicker–Huber–White (HC1) (MacKinnon và White, 1985), gom cụm theo định danh doanh nghiệp (</w:t>
-      </w:r>
-      <w:r>
-        <w:rPr>
-          <w:rStyle w:val="VerbatimChar"/>
-        </w:rPr>
-        <w:t xml:space="preserve">idstd</w:t>
-      </w:r>
-      <w:r>
-        <w:t xml:space="preserve">) trong đặc tả gộp. Trong số 4.559 quan sát gộp, 217 doanh nghiệp xuất hiện ở cả đợt 2012 và 2024 (nhóm nòng cột panel, panel core), cho phép ước lượng biến thiên trong doanh nghiệp qua sai số chuẩn cụm vững theo định danh doanh nghiệp. Nhóm nòng cột panel này, dù khiêm tốn so với toàn bộ mẫu, cung cấp đòn bẩy nhận dạng bổ sung không có được trong các nghiên cứu đơn đợt. Đặc tả chính (M2) bao gồm FSTS, FSTS², lnEmp, firmage và foreigndummy.</w:t>
+        <w:t xml:space="preserve">Tất cả mô hình được ước lượng bằng Bình phương nhỏ nhất thông thường (Ordinary Least Squares, OLS) với sai số chuẩn vững Eicker–Huber–White (HC1) (MacKinnon và White, 1985) trong đặc tả gộp. Hai đợt khảo sát WBES Trung Quốc là các mặt cắt ngang lặp lại độc lập, không phải một panel cấp doanh nghiệp được ghép nối: cơ chế ẩn danh của WBES không cho phép liên kết từng doanh nghiệp giữa hai đợt 2012 và 2024 (xem §5.4). Các so sánh xuyên đợt dựa trên kiểm định bằng nhau hệ số Paternoster thay vì biến thiên trong doanh nghiệp. Đặc tả chính (M2) bao gồm FSTS, FSTS², lnEmp, firmage và foreigndummy.</w:t>
       </w:r>
     </w:p>
     <w:p>
@@ -1522,9 +1474,9 @@
         </w:pict>
       </w:r>
     </w:p>
-    <w:bookmarkEnd w:id="36"/>
-    <w:bookmarkEnd w:id="37"/>
-    <w:bookmarkStart w:id="53" w:name="Xc1528237297c4ce8999628372a6b48494fd6214"/>
+    <w:bookmarkEnd w:id="33"/>
+    <w:bookmarkEnd w:id="34"/>
+    <w:bookmarkStart w:id="41" w:name="Xc1528237297c4ce8999628372a6b48494fd6214"/>
     <w:p>
       <w:pPr>
         <w:pStyle w:val="Heading2"/>
@@ -1533,7 +1485,7 @@
         <w:t xml:space="preserve">4. Kết quả</w:t>
       </w:r>
     </w:p>
-    <w:bookmarkStart w:id="38" w:name="Xc951dcce2c5c6672eadc5b901b983504017f146"/>
+    <w:bookmarkStart w:id="35" w:name="Xc951dcce2c5c6672eadc5b901b983504017f146"/>
     <w:p>
       <w:pPr>
         <w:pStyle w:val="Heading3"/>
@@ -1934,8 +1886,8 @@
         <w:t xml:space="preserve">Trung bình với độ lệch chuẩn trong ngoặc đơn. Khi điều kiện FSTS &gt; 0, FSTS trung bình là 0, 269 ở 2012 và 0, 289 ở 2024, cho thấy cường độ có điều kiện cao hơn nhẹ ở 2024 mặc dù tỷ lệ nhà xuất khẩu thấp hơn.</w:t>
       </w:r>
     </w:p>
-    <w:bookmarkEnd w:id="38"/>
-    <w:bookmarkStart w:id="42" w:name="X6b46af0890ea2b7dda041a3e62d159e03f62e28"/>
+    <w:bookmarkEnd w:id="35"/>
+    <w:bookmarkStart w:id="36" w:name="X6b46af0890ea2b7dda041a3e62d159e03f62e28"/>
     <w:p>
       <w:pPr>
         <w:pStyle w:val="Heading3"/>
@@ -2588,46 +2540,7 @@
         <w:pStyle w:val="BodyText"/>
       </w:pPr>
       <w:r>
-        <w:drawing>
-          <wp:inline>
-            <wp:extent cx="5334000" cy="2790874"/>
-            <wp:effectExtent b="0" l="0" r="0" t="0"/>
-            <wp:docPr descr="Hình 2: Ước lượng điểm ngưỡng với KTC 95% theo đợt (Trung Quốc)" title="" id="40" name="Picture"/>
-            <a:graphic>
-              <a:graphicData uri="http://schemas.openxmlformats.org/drawingml/2006/picture">
-                <pic:pic>
-                  <pic:nvPicPr>
-                    <pic:cNvPr descr="figures/p5_china/figure_2_turning_points.png" id="41" name="Picture"/>
-                    <pic:cNvPicPr>
-                      <a:picLocks noChangeArrowheads="1" noChangeAspect="1"/>
-                    </pic:cNvPicPr>
-                  </pic:nvPicPr>
-                  <pic:blipFill>
-                    <a:blip r:embed="rId39"/>
-                    <a:stretch>
-                      <a:fillRect/>
-                    </a:stretch>
-                  </pic:blipFill>
-                  <pic:spPr bwMode="auto">
-                    <a:xfrm>
-                      <a:off x="0" y="0"/>
-                      <a:ext cx="5334000" cy="2790874"/>
-                    </a:xfrm>
-                    <a:prstGeom prst="rect">
-                      <a:avLst/>
-                    </a:prstGeom>
-                    <a:noFill/>
-                    <a:ln w="9525">
-                      <a:noFill/>
-                      <a:headEnd/>
-                      <a:tailEnd/>
-                    </a:ln>
-                  </pic:spPr>
-                </pic:pic>
-              </a:graphicData>
-            </a:graphic>
-          </wp:inline>
-        </w:drawing>
+        <w:t xml:space="preserve">Hình 2: Ước lượng điểm ngưỡng với KTC 95% theo đợt (Trung Quốc)</w:t>
       </w:r>
     </w:p>
     <w:p>
@@ -2648,8 +2561,8 @@
         <w:t xml:space="preserve">Khoảng tin cậy 95% bằng phương pháp delta cho ước lượng điểm ngưỡng ở 2012 (49, 4%) và 2024 (47, 2%). Sự chồng lấn đáng kể nhất quán với độ bền cấu trúc (H2b).</w:t>
       </w:r>
     </w:p>
-    <w:bookmarkEnd w:id="42"/>
-    <w:bookmarkStart w:id="46" w:name="Xca6923ad83b92fe1c4200a502dca99be007f5b1"/>
+    <w:bookmarkEnd w:id="36"/>
+    <w:bookmarkStart w:id="37" w:name="Xca6923ad83b92fe1c4200a502dca99be007f5b1"/>
     <w:p>
       <w:pPr>
         <w:pStyle w:val="Heading3"/>
@@ -2671,46 +2584,7 @@
         <w:pStyle w:val="BodyText"/>
       </w:pPr>
       <w:r>
-        <w:drawing>
-          <wp:inline>
-            <wp:extent cx="5334000" cy="3088216"/>
-            <wp:effectExtent b="0" l="0" r="0" t="0"/>
-            <wp:docPr descr="Hình 3: Đường cong I–P dự báo theo đợt (Trung Quốc)" title="" id="44" name="Picture"/>
-            <a:graphic>
-              <a:graphicData uri="http://schemas.openxmlformats.org/drawingml/2006/picture">
-                <pic:pic>
-                  <pic:nvPicPr>
-                    <pic:cNvPr descr="figures/p5_china/figure_3_predicted_curves.png" id="45" name="Picture"/>
-                    <pic:cNvPicPr>
-                      <a:picLocks noChangeArrowheads="1" noChangeAspect="1"/>
-                    </pic:cNvPicPr>
-                  </pic:nvPicPr>
-                  <pic:blipFill>
-                    <a:blip r:embed="rId43"/>
-                    <a:stretch>
-                      <a:fillRect/>
-                    </a:stretch>
-                  </pic:blipFill>
-                  <pic:spPr bwMode="auto">
-                    <a:xfrm>
-                      <a:off x="0" y="0"/>
-                      <a:ext cx="5334000" cy="3088216"/>
-                    </a:xfrm>
-                    <a:prstGeom prst="rect">
-                      <a:avLst/>
-                    </a:prstGeom>
-                    <a:noFill/>
-                    <a:ln w="9525">
-                      <a:noFill/>
-                      <a:headEnd/>
-                      <a:tailEnd/>
-                    </a:ln>
-                  </pic:spPr>
-                </pic:pic>
-              </a:graphicData>
-            </a:graphic>
-          </wp:inline>
-        </w:drawing>
+        <w:t xml:space="preserve">Hình 3: Đường cong I–P dự báo theo đợt (Trung Quốc)</w:t>
       </w:r>
     </w:p>
     <w:p>
@@ -2731,8 +2605,8 @@
         <w:t xml:space="preserve">Năng suất lao động log dự báo theo hàm của cường độ xuất khẩu (FSTS) cho từng đợt, với các biến kiểm soát giữ ở trung bình theo đợt. Các đường nét đứt chỉ vị trí điểm ngưỡng; các dải bóng là KTC 95% theo điểm.</w:t>
       </w:r>
     </w:p>
-    <w:bookmarkEnd w:id="46"/>
-    <w:bookmarkStart w:id="50" w:name="X51689d4a0c5ee2b92541dbb1adcf5a76c1d9d39"/>
+    <w:bookmarkEnd w:id="37"/>
+    <w:bookmarkStart w:id="38" w:name="X51689d4a0c5ee2b92541dbb1adcf5a76c1d9d39"/>
     <w:p>
       <w:pPr>
         <w:pStyle w:val="Heading3"/>
@@ -3541,46 +3415,7 @@
         <w:pStyle w:val="BodyText"/>
       </w:pPr>
       <w:r>
-        <w:drawing>
-          <wp:inline>
-            <wp:extent cx="5334000" cy="2402993"/>
-            <wp:effectExtent b="0" l="0" r="0" t="0"/>
-            <wp:docPr descr="Hình 4: Hệ số hiệu ứng trực tiếp TCI và DAI theo đợt (Trung Quốc, OLS chuẩn hóa)" title="" id="48" name="Picture"/>
-            <a:graphic>
-              <a:graphicData uri="http://schemas.openxmlformats.org/drawingml/2006/picture">
-                <pic:pic>
-                  <pic:nvPicPr>
-                    <pic:cNvPr descr="figures/p5_china/figure_4_level_shifts.png" id="49" name="Picture"/>
-                    <pic:cNvPicPr>
-                      <a:picLocks noChangeArrowheads="1" noChangeAspect="1"/>
-                    </pic:cNvPicPr>
-                  </pic:nvPicPr>
-                  <pic:blipFill>
-                    <a:blip r:embed="rId47"/>
-                    <a:stretch>
-                      <a:fillRect/>
-                    </a:stretch>
-                  </pic:blipFill>
-                  <pic:spPr bwMode="auto">
-                    <a:xfrm>
-                      <a:off x="0" y="0"/>
-                      <a:ext cx="5334000" cy="2402993"/>
-                    </a:xfrm>
-                    <a:prstGeom prst="rect">
-                      <a:avLst/>
-                    </a:prstGeom>
-                    <a:noFill/>
-                    <a:ln w="9525">
-                      <a:noFill/>
-                      <a:headEnd/>
-                      <a:tailEnd/>
-                    </a:ln>
-                  </pic:spPr>
-                </pic:pic>
-              </a:graphicData>
-            </a:graphic>
-          </wp:inline>
-        </w:drawing>
+        <w:t xml:space="preserve">Hình 4: Hệ số hiệu ứng trực tiếp TCI và DAI theo đợt (Trung Quốc, OLS chuẩn hóa)</w:t>
       </w:r>
     </w:p>
     <w:p>
@@ -3601,8 +3436,8 @@
         <w:t xml:space="preserve">Hệ số dịch chuyển mức nền trực tiếp của năng lực công nghệ (TCI_full) và áp dụng số (DAI_core) theo đợt cho doanh nghiệp tư nhân Trung Quốc. Thanh sai số là khoảng tin cậy 95% vững HC1. Cả TCI_full và DAI_core đều cho thấy liên kết dương có ý nghĩa ở cả hai đợt.</w:t>
       </w:r>
     </w:p>
-    <w:bookmarkEnd w:id="50"/>
-    <w:bookmarkStart w:id="51" w:name="X6459ad396d8080658aa9206c5a3da362fefc57b"/>
+    <w:bookmarkEnd w:id="38"/>
+    <w:bookmarkStart w:id="39" w:name="X6459ad396d8080658aa9206c5a3da362fefc57b"/>
     <w:p>
       <w:pPr>
         <w:pStyle w:val="Heading3"/>
@@ -3619,8 +3454,8 @@
         <w:t xml:space="preserve">DAI_core (own-website) dương và có ý nghĩa ở cả hai đợt (β_z ≈ +0, 10 ở 2012, p =, 002; +0, 12 ở 2024, p &lt;, 001) khi được đưa vào như biến kiểm soát trong M2. Một mô hình khám phá cơ chế riêng biệt (M7) kiểm định liệu DAI_core có trung gian cho mối quan hệ TCI_full → lnLP qua con đường trung gian tuần tự (TCI_full → DAI_core → lnLP). Ước lượng hiệu ứng gián tiếp bootstrap (n = 1.000 lần rút) cho hiệu ứng gián tiếp nhỏ nhưng dương (2012: +0, 018, KTC 95% [0, 004; 0, 039]; 2024: +0, 022, KTC 95% [0, 007; 0, 043]), nhất quán với đọc trung gian một phần. Tuy nhiên, vì DAI_core là biến đại diện nhị phân đơn lẻ và vì WBES không cho phép quy nhân quả, phân tích này mang tính khám phá và được báo cáo như "phác thảo cơ chế mô tả" thay vì tuyên bố nhận dạng nhân quả (Antonakis et al., 2010; Shaver, 2020).</w:t>
       </w:r>
     </w:p>
-    <w:bookmarkEnd w:id="51"/>
-    <w:bookmarkStart w:id="52" w:name="Xed3b3362c25fdc23216d53b9f0c5e3a8e8c8f35"/>
+    <w:bookmarkEnd w:id="39"/>
+    <w:bookmarkStart w:id="40" w:name="Xed3b3362c25fdc23216d53b9f0c5e3a8e8c8f35"/>
     <w:p>
       <w:pPr>
         <w:pStyle w:val="Heading3"/>
@@ -3726,9 +3561,9 @@
         </w:pict>
       </w:r>
     </w:p>
-    <w:bookmarkEnd w:id="52"/>
-    <w:bookmarkEnd w:id="53"/>
-    <w:bookmarkStart w:id="59" w:name="X3923f9545aa9c992e02ccb4472a40e02686b4e2"/>
+    <w:bookmarkEnd w:id="40"/>
+    <w:bookmarkEnd w:id="41"/>
+    <w:bookmarkStart w:id="47" w:name="X3923f9545aa9c992e02ccb4472a40e02686b4e2"/>
     <w:p>
       <w:pPr>
         <w:pStyle w:val="Heading2"/>
@@ -3737,7 +3572,7 @@
         <w:t xml:space="preserve">5. Thảo luận</w:t>
       </w:r>
     </w:p>
-    <w:bookmarkStart w:id="54" w:name="Xe3784b91fbbb98e2d7d5ec0fa062dd2434123cf"/>
+    <w:bookmarkStart w:id="42" w:name="Xe3784b91fbbb98e2d7d5ec0fa062dd2434123cf"/>
     <w:p>
       <w:pPr>
         <w:pStyle w:val="Heading3"/>
@@ -3762,8 +3597,8 @@
         <w:t xml:space="preserve">Đối với doanh nghiệp tư nhân Trung Quốc, ngưỡng khoảng 48% cường độ xuất khẩu phản ánh sức căng cấu trúc giữa lợi ích học hỏi qua xuất khẩu (hoạt động dưới ngưỡng) và leo thang chi phí phối hợp (hoạt động trên ngưỡng) mà không bị trung gian bởi một thập kỷ thay đổi chính sách và kinh tế vĩ mô. Hàm ý cho nhà quản lý là phân bổ hơn khoảng một nửa doanh thu cho xuất khẩu trực tiếp có xu hướng xói mòn năng suất bất kể thập kỷ hay môi trường bên ngoài.</w:t>
       </w:r>
     </w:p>
-    <w:bookmarkEnd w:id="54"/>
-    <w:bookmarkStart w:id="55" w:name="X078b2cff9945407c71a98c65f521221b353ba25"/>
+    <w:bookmarkEnd w:id="42"/>
+    <w:bookmarkStart w:id="43" w:name="X078b2cff9945407c71a98c65f521221b353ba25"/>
     <w:p>
       <w:pPr>
         <w:pStyle w:val="Heading3"/>
@@ -3796,8 +3631,8 @@
         <w:t xml:space="preserve">Kết quả null của TCI về điều tiết độ cong ở Trung Quốc nhất quán với P4 Singapore (nơi TCI chỉ hoạt động như yếu tố tăng cường năng suất trực tiếp mà không điều tiết độ dốc I→P). Mô hình này nổi lên ở hai nền kinh tế thể chế khác biệt: Trung Quốc (chuyển đổi mới nổi/Cận trên trung) và Singapore (đổi mới tiên tiến). Cách diễn giải dự phòng Biến thiên chế độ thể chế (Institutional Context Regime Variation, ICRV) gợi ý rằng điều tiết TCI về độ cong có thể tập trung ở các nền kinh tế chuyển đổi với thị trường phân mảnh (P3 Việt Nam: có ý nghĩa; khoảng trống thể chế tạo ra hấp thụ không đồng đều về lợi tức TCI). Phát hiện cấu thành đặc tả thể chế xác định khi nào TCI quan trọng cho độ dốc so với giá trị chặn.</w:t>
       </w:r>
     </w:p>
-    <w:bookmarkEnd w:id="55"/>
-    <w:bookmarkStart w:id="56" w:name="X07c9ef6e0e03d221deb57e5da9afdeaf67834f0"/>
+    <w:bookmarkEnd w:id="43"/>
+    <w:bookmarkStart w:id="44" w:name="X07c9ef6e0e03d221deb57e5da9afdeaf67834f0"/>
     <w:p>
       <w:pPr>
         <w:pStyle w:val="Heading3"/>
@@ -3814,8 +3649,8 @@
         <w:t xml:space="preserve">DAI_core (own-website) đi vào dương và có ý nghĩa ở cả hai đợt nhưng không thêm sức giải thích về độ cong hình chữ U ngược ngoài TCI_full. Phác thảo cơ chế (§4.5) gợi ý con đường trung gian một phần (TCI → DAI → lnLP), nhưng hiệu ứng nhỏ và các giả định nhận dạng không được đáp ứng đầy đủ với một mặt cắt ngang đơn đợt. Cách diễn giải đúng là hiện diện số là yếu tố bổ sung cho năng suất thay vì construct năng lực trong bối cảnh này. Các nhà nghiên cứu muốn thao tác hóa năng lực số trong công việc dựa trên WBES trong tương lai nên xem xét chỉ số tổng hợp phong phú hơn (Verhoef et al., 2021; Vial, 2019) khi các mục số nhiều mục trở nên có sẵn qua các đợt.</w:t>
       </w:r>
     </w:p>
-    <w:bookmarkEnd w:id="56"/>
-    <w:bookmarkStart w:id="57" w:name="Xfc1c5e78a7e080089faa2d1cfebca876605dbb8"/>
+    <w:bookmarkEnd w:id="44"/>
+    <w:bookmarkStart w:id="45" w:name="Xfc1c5e78a7e080089faa2d1cfebca876605dbb8"/>
     <w:p>
       <w:pPr>
         <w:pStyle w:val="Heading3"/>
@@ -3832,8 +3667,8 @@
         <w:t xml:space="preserve">Bốn giới hạn suy luận cần lưu ý. Thứ nhất, vì dữ liệu WBES là mặt cắt ngang trong mỗi đợt và khớp panel qua 2012 và 2024 không thể thực hiện do ẩn danh hóa WBES, phân tích ổn định theo thời gian không thể diễn giải là thay đổi trong doanh nghiệp; nó so sánh các mặt cắt ngang đại diện dân số, và các tuyên bố nhân quả dọc đòi hỏi thiết kế panel được khớp như trong một số bổ sung WBES theo quốc gia (Hitt et al., 1997). Thứ hai, năng suất lao động (log doanh thu/lao động) lẫn lộn xu hướng tiền lương và đào sâu vốn, nên các kết luận về hiệu quả sản xuất thay vì tỷ lệ doanh thu-trên-nhân viên vẫn mang tính thận trọng; kiểm định vững TFP Levinsohn–Petrin (§4.6) giải quyết một phần mối lo này, dù nó đưa vào các giả định hàm sản xuất riêng (Shaver, 2020). Thứ ba, tổng hợp TCI_full dựa trên các mục WBES tự khai, đưa vào sai lệch phương pháp chung trong mỗi đợt; công việc trong tương lai có thể đối chiếu với dữ liệu hành chính bằng sáng chế hoặc đăng ký chứng nhận để kiểm tra tính hiệu lực của chỉ số. Thứ tư, biến đại diện nhị phân đơn lẻ DAI_core không thể hỗ trợ kết luận mạnh về năng lực số như một construct; cần chỉ số nhiều mục (Verhoef et al., 2021) để kiểm định đường dẫn trung gian TCI–DAI một cách nghiêm ngặt.</w:t>
       </w:r>
     </w:p>
-    <w:bookmarkEnd w:id="57"/>
-    <w:bookmarkStart w:id="58" w:name="X918fceac96b21b03cbe8deeeb6ba09f15819c49"/>
+    <w:bookmarkEnd w:id="45"/>
+    <w:bookmarkStart w:id="46" w:name="X918fceac96b21b03cbe8deeeb6ba09f15819c49"/>
     <w:p>
       <w:pPr>
         <w:pStyle w:val="Heading3"/>
@@ -3857,9 +3692,9 @@
         </w:pict>
       </w:r>
     </w:p>
-    <w:bookmarkEnd w:id="58"/>
-    <w:bookmarkEnd w:id="59"/>
-    <w:bookmarkStart w:id="60" w:name="Xb6340858ada32986909ac4c0a6855391782490d"/>
+    <w:bookmarkEnd w:id="46"/>
+    <w:bookmarkEnd w:id="47"/>
+    <w:bookmarkStart w:id="48" w:name="Xb6340858ada32986909ac4c0a6855391782490d"/>
     <w:p>
       <w:pPr>
         <w:pStyle w:val="Heading2"/>
@@ -3883,8 +3718,8 @@
         </w:pict>
       </w:r>
     </w:p>
-    <w:bookmarkEnd w:id="60"/>
-    <w:bookmarkStart w:id="62" w:name="lời-cảm-ơn"/>
+    <w:bookmarkEnd w:id="48"/>
+    <w:bookmarkStart w:id="50" w:name="lời-cảm-ơn"/>
     <w:p>
       <w:pPr>
         <w:pStyle w:val="Heading2"/>
@@ -3903,7 +3738,7 @@
       <w:r>
         <w:t xml:space="preserve"> </w:t>
       </w:r>
-      <w:hyperlink r:id="rId61">
+      <w:hyperlink r:id="rId49">
         <w:r>
           <w:rPr>
             <w:rStyle w:val="Hyperlink"/>
@@ -3930,8 +3765,8 @@
         </w:pict>
       </w:r>
     </w:p>
-    <w:bookmarkEnd w:id="62"/>
-    <w:bookmarkStart w:id="64" w:name="tính-khả-dụng-của-dữ-liệu"/>
+    <w:bookmarkEnd w:id="50"/>
+    <w:bookmarkStart w:id="52" w:name="tính-khả-dụng-của-dữ-liệu"/>
     <w:p>
       <w:pPr>
         <w:pStyle w:val="Heading2"/>
@@ -3950,7 +3785,7 @@
       <w:r>
         <w:t xml:space="preserve"> </w:t>
       </w:r>
-      <w:hyperlink r:id="rId63">
+      <w:hyperlink r:id="rId51">
         <w:r>
           <w:rPr>
             <w:rStyle w:val="Hyperlink"/>
@@ -3962,8 +3797,8 @@
         <w:t xml:space="preserve">. Mã xây dựng biến và tập dữ liệu đã xử lý có sẵn từ tác giả liên hệ theo yêu cầu hợp lý.</w:t>
       </w:r>
     </w:p>
-    <w:bookmarkEnd w:id="64"/>
-    <w:bookmarkStart w:id="65" w:name="công-bố-sử-dụng-ai"/>
+    <w:bookmarkEnd w:id="52"/>
+    <w:bookmarkStart w:id="53" w:name="công-bố-sử-dụng-ai"/>
     <w:p>
       <w:pPr>
         <w:pStyle w:val="Heading2"/>
@@ -3987,8 +3822,8 @@
         </w:pict>
       </w:r>
     </w:p>
-    <w:bookmarkEnd w:id="65"/>
-    <w:bookmarkStart w:id="92" w:name="tài-liệu-tham-khảo"/>
+    <w:bookmarkEnd w:id="53"/>
+    <w:bookmarkStart w:id="80" w:name="tài-liệu-tham-khảo"/>
     <w:p>
       <w:pPr>
         <w:pStyle w:val="Heading2"/>
@@ -4020,7 +3855,7 @@
       <w:r>
         <w:t xml:space="preserve"> </w:t>
       </w:r>
-      <w:hyperlink r:id="rId66">
+      <w:hyperlink r:id="rId54">
         <w:r>
           <w:rPr>
             <w:rStyle w:val="Hyperlink"/>
@@ -4052,7 +3887,7 @@
       <w:r>
         <w:t xml:space="preserve"> </w:t>
       </w:r>
-      <w:hyperlink r:id="rId67">
+      <w:hyperlink r:id="rId55">
         <w:r>
           <w:rPr>
             <w:rStyle w:val="Hyperlink"/>
@@ -4084,7 +3919,7 @@
       <w:r>
         <w:t xml:space="preserve"> </w:t>
       </w:r>
-      <w:hyperlink r:id="rId68">
+      <w:hyperlink r:id="rId56">
         <w:r>
           <w:rPr>
             <w:rStyle w:val="Hyperlink"/>
@@ -4137,7 +3972,7 @@
       <w:r>
         <w:t xml:space="preserve"> </w:t>
       </w:r>
-      <w:hyperlink r:id="rId69">
+      <w:hyperlink r:id="rId57">
         <w:r>
           <w:rPr>
             <w:rStyle w:val="Hyperlink"/>
@@ -4169,7 +4004,7 @@
       <w:r>
         <w:t xml:space="preserve"> </w:t>
       </w:r>
-      <w:hyperlink r:id="rId70">
+      <w:hyperlink r:id="rId58">
         <w:r>
           <w:rPr>
             <w:rStyle w:val="Hyperlink"/>
@@ -4201,7 +4036,7 @@
       <w:r>
         <w:t xml:space="preserve"> </w:t>
       </w:r>
-      <w:hyperlink r:id="rId71">
+      <w:hyperlink r:id="rId59">
         <w:r>
           <w:rPr>
             <w:rStyle w:val="Hyperlink"/>
@@ -4233,7 +4068,7 @@
       <w:r>
         <w:t xml:space="preserve"> </w:t>
       </w:r>
-      <w:hyperlink r:id="rId72">
+      <w:hyperlink r:id="rId60">
         <w:r>
           <w:rPr>
             <w:rStyle w:val="Hyperlink"/>
@@ -4265,7 +4100,7 @@
       <w:r>
         <w:t xml:space="preserve"> </w:t>
       </w:r>
-      <w:hyperlink r:id="rId73">
+      <w:hyperlink r:id="rId61">
         <w:r>
           <w:rPr>
             <w:rStyle w:val="Hyperlink"/>
@@ -4297,7 +4132,7 @@
       <w:r>
         <w:t xml:space="preserve"> </w:t>
       </w:r>
-      <w:hyperlink r:id="rId74">
+      <w:hyperlink r:id="rId62">
         <w:r>
           <w:rPr>
             <w:rStyle w:val="Hyperlink"/>
@@ -4329,7 +4164,7 @@
       <w:r>
         <w:t xml:space="preserve"> </w:t>
       </w:r>
-      <w:hyperlink r:id="rId75">
+      <w:hyperlink r:id="rId63">
         <w:r>
           <w:rPr>
             <w:rStyle w:val="Hyperlink"/>
@@ -4361,7 +4196,7 @@
       <w:r>
         <w:t xml:space="preserve"> </w:t>
       </w:r>
-      <w:hyperlink r:id="rId76">
+      <w:hyperlink r:id="rId64">
         <w:r>
           <w:rPr>
             <w:rStyle w:val="Hyperlink"/>
@@ -4393,7 +4228,7 @@
       <w:r>
         <w:t xml:space="preserve"> </w:t>
       </w:r>
-      <w:hyperlink r:id="rId77">
+      <w:hyperlink r:id="rId65">
         <w:r>
           <w:rPr>
             <w:rStyle w:val="Hyperlink"/>
@@ -4425,7 +4260,7 @@
       <w:r>
         <w:t xml:space="preserve"> </w:t>
       </w:r>
-      <w:hyperlink r:id="rId78">
+      <w:hyperlink r:id="rId66">
         <w:r>
           <w:rPr>
             <w:rStyle w:val="Hyperlink"/>
@@ -4457,7 +4292,7 @@
       <w:r>
         <w:t xml:space="preserve"> </w:t>
       </w:r>
-      <w:hyperlink r:id="rId79">
+      <w:hyperlink r:id="rId67">
         <w:r>
           <w:rPr>
             <w:rStyle w:val="Hyperlink"/>
@@ -4489,7 +4324,7 @@
       <w:r>
         <w:t xml:space="preserve"> </w:t>
       </w:r>
-      <w:hyperlink r:id="rId80">
+      <w:hyperlink r:id="rId68">
         <w:r>
           <w:rPr>
             <w:rStyle w:val="Hyperlink"/>
@@ -4521,7 +4356,7 @@
       <w:r>
         <w:t xml:space="preserve"> </w:t>
       </w:r>
-      <w:hyperlink r:id="rId81">
+      <w:hyperlink r:id="rId69">
         <w:r>
           <w:rPr>
             <w:rStyle w:val="Hyperlink"/>
@@ -4553,7 +4388,7 @@
       <w:r>
         <w:t xml:space="preserve"> </w:t>
       </w:r>
-      <w:hyperlink r:id="rId82">
+      <w:hyperlink r:id="rId70">
         <w:r>
           <w:rPr>
             <w:rStyle w:val="Hyperlink"/>
@@ -4585,7 +4420,7 @@
       <w:r>
         <w:t xml:space="preserve"> </w:t>
       </w:r>
-      <w:hyperlink r:id="rId83">
+      <w:hyperlink r:id="rId71">
         <w:r>
           <w:rPr>
             <w:rStyle w:val="Hyperlink"/>
@@ -4617,7 +4452,7 @@
       <w:r>
         <w:t xml:space="preserve"> </w:t>
       </w:r>
-      <w:hyperlink r:id="rId84">
+      <w:hyperlink r:id="rId72">
         <w:r>
           <w:rPr>
             <w:rStyle w:val="Hyperlink"/>
@@ -4649,7 +4484,7 @@
       <w:r>
         <w:t xml:space="preserve"> </w:t>
       </w:r>
-      <w:hyperlink r:id="rId85">
+      <w:hyperlink r:id="rId73">
         <w:r>
           <w:rPr>
             <w:rStyle w:val="Hyperlink"/>
@@ -4681,7 +4516,7 @@
       <w:r>
         <w:t xml:space="preserve"> </w:t>
       </w:r>
-      <w:hyperlink r:id="rId86">
+      <w:hyperlink r:id="rId74">
         <w:r>
           <w:rPr>
             <w:rStyle w:val="Hyperlink"/>
@@ -4713,7 +4548,7 @@
       <w:r>
         <w:t xml:space="preserve"> </w:t>
       </w:r>
-      <w:hyperlink r:id="rId87">
+      <w:hyperlink r:id="rId75">
         <w:r>
           <w:rPr>
             <w:rStyle w:val="Hyperlink"/>
@@ -4745,7 +4580,7 @@
       <w:r>
         <w:t xml:space="preserve"> </w:t>
       </w:r>
-      <w:hyperlink r:id="rId88">
+      <w:hyperlink r:id="rId76">
         <w:r>
           <w:rPr>
             <w:rStyle w:val="Hyperlink"/>
@@ -4777,7 +4612,7 @@
       <w:r>
         <w:t xml:space="preserve"> </w:t>
       </w:r>
-      <w:hyperlink r:id="rId89">
+      <w:hyperlink r:id="rId77">
         <w:r>
           <w:rPr>
             <w:rStyle w:val="Hyperlink"/>
@@ -4809,7 +4644,7 @@
       <w:r>
         <w:t xml:space="preserve"> </w:t>
       </w:r>
-      <w:hyperlink r:id="rId90">
+      <w:hyperlink r:id="rId78">
         <w:r>
           <w:rPr>
             <w:rStyle w:val="Hyperlink"/>
@@ -4844,7 +4679,7 @@
       <w:r>
         <w:t xml:space="preserve"> </w:t>
       </w:r>
-      <w:hyperlink r:id="rId63">
+      <w:hyperlink r:id="rId51">
         <w:r>
           <w:rPr>
             <w:rStyle w:val="Hyperlink"/>
@@ -4879,7 +4714,7 @@
       <w:r>
         <w:t xml:space="preserve"> </w:t>
       </w:r>
-      <w:hyperlink r:id="rId63">
+      <w:hyperlink r:id="rId51">
         <w:r>
           <w:rPr>
             <w:rStyle w:val="Hyperlink"/>
@@ -4911,7 +4746,7 @@
       <w:r>
         <w:t xml:space="preserve"> </w:t>
       </w:r>
-      <w:hyperlink r:id="rId91">
+      <w:hyperlink r:id="rId79">
         <w:r>
           <w:rPr>
             <w:rStyle w:val="Hyperlink"/>
@@ -5085,8 +4920,8 @@
         <w:t xml:space="preserve">. Mã tái lập đầy đủ (Stata + Python), bảng kiểm tra, hệ số M0–M8, kết quả điều tiết ba chiều, xác minh trích dẫn và kịch bản vẽ hình được ghi lại trong README kho lưu trữ.</w:t>
       </w:r>
     </w:p>
-    <w:bookmarkEnd w:id="92"/>
-    <w:bookmarkEnd w:id="93"/>
+    <w:bookmarkEnd w:id="80"/>
+    <w:bookmarkEnd w:id="81"/>
     <w:sectPr/>
   </w:body>
 </w:document>
